--- a/diagram/samples/erd.docx
+++ b/diagram/samples/erd.docx
@@ -78,7 +78,7 @@
           <w:color w:val="606A78"/>
           <w:sz w:val="18"/>
         </w:rPr>
-        <w:t>ERD — Shop Data Model</w:t>
+        <w:t>ERD: Shop Data Model</w:t>
       </w:r>
     </w:p>
     <w:p>
@@ -94,7 +94,7 @@
         <w:t>User</w:t>
       </w:r>
       <w:r>
-        <w:t xml:space="preserve"> — entity; attributes: id  PK, email  UQ, name; connects to Order (1 : N places)</w:t>
+        <w:t>: entity; attributes: id  PK, email  UQ, name; connects to Order (1 : N places)</w:t>
       </w:r>
     </w:p>
     <w:p>
@@ -110,7 +110,7 @@
         <w:t>Order</w:t>
       </w:r>
       <w:r>
-        <w:t xml:space="preserve"> — entity; attributes: id  PK, user_id  FK, total, status; connects to OrderItem (1 : N contains)</w:t>
+        <w:t>: entity; attributes: id  PK, user_id  FK, total, status; connects to OrderItem (1 : N contains)</w:t>
       </w:r>
     </w:p>
     <w:p>
@@ -126,7 +126,7 @@
         <w:t>OrderItem</w:t>
       </w:r>
       <w:r>
-        <w:t xml:space="preserve"> — entity; attributes: id  PK, order_id  FK, sku, qty</w:t>
+        <w:t>: entity; attributes: id  PK, order_id  FK, sku, qty</w:t>
       </w:r>
     </w:p>
     <w:p>
@@ -142,7 +142,7 @@
         <w:t>Product</w:t>
       </w:r>
       <w:r>
-        <w:t xml:space="preserve"> — entity; attributes: sku  PK, name, price; connects to OrderItem (1 : N in)</w:t>
+        <w:t>: entity; attributes: sku  PK, name, price; connects to OrderItem (1 : N in)</w:t>
       </w:r>
     </w:p>
     <w:sectPr>
